--- a/internal_doc/05.测试设计/story/mysql连接器/tpcds-mysql.docx
+++ b/internal_doc/05.测试设计/story/mysql连接器/tpcds-mysql.docx
@@ -5,7 +5,6 @@
     <w:p>
       <w:pPr>
         <w:rPr>
-          <w:rFonts w:hint="eastAsia"/>
           <w:sz w:val="28"/>
           <w:szCs w:val="28"/>
         </w:rPr>
@@ -48,17 +47,10 @@
         <w:t>Mysql</w:t>
       </w:r>
     </w:p>
-    <w:p>
-      <w:pPr>
-        <w:rPr>
-          <w:rFonts w:hint="eastAsia"/>
-        </w:rPr>
-      </w:pPr>
-    </w:p>
-    <w:p>
-      <w:pPr>
-        <w:rPr>
-          <w:rFonts w:hint="eastAsia"/>
+    <w:p/>
+    <w:p>
+      <w:pPr>
+        <w:rPr>
           <w:b/>
           <w:sz w:val="28"/>
           <w:szCs w:val="28"/>
@@ -77,7 +69,6 @@
     <w:p>
       <w:pPr>
         <w:rPr>
-          <w:rFonts w:hint="eastAsia"/>
           <w:sz w:val="24"/>
           <w:szCs w:val="24"/>
         </w:rPr>
@@ -119,24 +110,22 @@
     <w:p>
       <w:pPr>
         <w:rPr>
-          <w:rFonts w:hint="eastAsia"/>
-          <w:sz w:val="24"/>
-          <w:szCs w:val="24"/>
-        </w:rPr>
-      </w:pPr>
-    </w:p>
-    <w:p>
-      <w:pPr>
-        <w:rPr>
-          <w:sz w:val="24"/>
-          <w:szCs w:val="24"/>
-        </w:rPr>
-      </w:pPr>
-    </w:p>
-    <w:p>
-      <w:pPr>
-        <w:rPr>
-          <w:rFonts w:hint="eastAsia"/>
+          <w:sz w:val="24"/>
+          <w:szCs w:val="24"/>
+        </w:rPr>
+      </w:pPr>
+    </w:p>
+    <w:p>
+      <w:pPr>
+        <w:rPr>
+          <w:sz w:val="24"/>
+          <w:szCs w:val="24"/>
+        </w:rPr>
+      </w:pPr>
+    </w:p>
+    <w:p>
+      <w:pPr>
+        <w:rPr>
           <w:b/>
           <w:sz w:val="28"/>
           <w:szCs w:val="28"/>
@@ -155,22 +144,20 @@
     <w:p>
       <w:pPr>
         <w:rPr>
-          <w:rFonts w:hint="eastAsia"/>
-          <w:sz w:val="24"/>
-          <w:szCs w:val="24"/>
-        </w:rPr>
-      </w:pPr>
-    </w:p>
-    <w:p>
-      <w:pPr>
-        <w:pStyle w:val="a5"/>
+          <w:sz w:val="24"/>
+          <w:szCs w:val="24"/>
+        </w:rPr>
+      </w:pPr>
+    </w:p>
+    <w:p>
+      <w:pPr>
+        <w:pStyle w:val="ListParagraph"/>
         <w:numPr>
           <w:ilvl w:val="0"/>
           <w:numId w:val="3"/>
         </w:numPr>
         <w:ind w:firstLineChars="0"/>
         <w:rPr>
-          <w:rFonts w:hint="eastAsia"/>
           <w:szCs w:val="21"/>
         </w:rPr>
       </w:pPr>
@@ -192,14 +179,12 @@
     <w:p>
       <w:pPr>
         <w:rPr>
-          <w:rFonts w:hint="eastAsia"/>
-          <w:sz w:val="24"/>
-          <w:szCs w:val="24"/>
-        </w:rPr>
-      </w:pPr>
-      <w:r>
-        <w:rPr>
-          <w:rFonts w:hint="eastAsia"/>
+          <w:sz w:val="24"/>
+          <w:szCs w:val="24"/>
+        </w:rPr>
+      </w:pPr>
+      <w:r>
+        <w:rPr>
           <w:noProof/>
           <w:sz w:val="24"/>
           <w:szCs w:val="24"/>
@@ -211,7 +196,6 @@
                 <w:p>
                   <w:pPr>
                     <w:rPr>
-                      <w:rFonts w:hint="eastAsia"/>
                       <w:sz w:val="24"/>
                       <w:szCs w:val="24"/>
                     </w:rPr>
@@ -240,58 +224,52 @@
     <w:p>
       <w:pPr>
         <w:rPr>
-          <w:rFonts w:hint="eastAsia"/>
-          <w:sz w:val="24"/>
-          <w:szCs w:val="24"/>
-        </w:rPr>
-      </w:pPr>
-    </w:p>
-    <w:p>
-      <w:pPr>
-        <w:rPr>
-          <w:rFonts w:hint="eastAsia"/>
-          <w:sz w:val="24"/>
-          <w:szCs w:val="24"/>
-        </w:rPr>
-      </w:pPr>
-    </w:p>
-    <w:p>
-      <w:pPr>
-        <w:rPr>
-          <w:rFonts w:hint="eastAsia"/>
-          <w:sz w:val="24"/>
-          <w:szCs w:val="24"/>
-        </w:rPr>
-      </w:pPr>
-    </w:p>
-    <w:p>
-      <w:pPr>
-        <w:rPr>
-          <w:rFonts w:hint="eastAsia"/>
-          <w:sz w:val="24"/>
-          <w:szCs w:val="24"/>
-        </w:rPr>
-      </w:pPr>
-    </w:p>
-    <w:p>
-      <w:pPr>
-        <w:rPr>
-          <w:rFonts w:hint="eastAsia"/>
-          <w:sz w:val="24"/>
-          <w:szCs w:val="24"/>
-        </w:rPr>
-      </w:pPr>
-    </w:p>
-    <w:p>
-      <w:pPr>
-        <w:pStyle w:val="a5"/>
+          <w:sz w:val="24"/>
+          <w:szCs w:val="24"/>
+        </w:rPr>
+      </w:pPr>
+    </w:p>
+    <w:p>
+      <w:pPr>
+        <w:rPr>
+          <w:sz w:val="24"/>
+          <w:szCs w:val="24"/>
+        </w:rPr>
+      </w:pPr>
+    </w:p>
+    <w:p>
+      <w:pPr>
+        <w:rPr>
+          <w:sz w:val="24"/>
+          <w:szCs w:val="24"/>
+        </w:rPr>
+      </w:pPr>
+    </w:p>
+    <w:p>
+      <w:pPr>
+        <w:rPr>
+          <w:sz w:val="24"/>
+          <w:szCs w:val="24"/>
+        </w:rPr>
+      </w:pPr>
+    </w:p>
+    <w:p>
+      <w:pPr>
+        <w:rPr>
+          <w:sz w:val="24"/>
+          <w:szCs w:val="24"/>
+        </w:rPr>
+      </w:pPr>
+    </w:p>
+    <w:p>
+      <w:pPr>
+        <w:pStyle w:val="ListParagraph"/>
         <w:numPr>
           <w:ilvl w:val="0"/>
           <w:numId w:val="3"/>
         </w:numPr>
         <w:ind w:firstLineChars="0"/>
         <w:rPr>
-          <w:rFonts w:hint="eastAsia"/>
           <w:szCs w:val="21"/>
         </w:rPr>
       </w:pPr>
@@ -326,17 +304,15 @@
     </w:p>
     <w:p>
       <w:pPr>
-        <w:pStyle w:val="a5"/>
+        <w:pStyle w:val="ListParagraph"/>
         <w:ind w:left="360" w:firstLineChars="0" w:firstLine="0"/>
         <w:rPr>
-          <w:rFonts w:hint="eastAsia"/>
-          <w:sz w:val="24"/>
-          <w:szCs w:val="24"/>
-        </w:rPr>
-      </w:pPr>
-      <w:r>
-        <w:rPr>
-          <w:rFonts w:hint="eastAsia"/>
+          <w:sz w:val="24"/>
+          <w:szCs w:val="24"/>
+        </w:rPr>
+      </w:pPr>
+      <w:r>
+        <w:rPr>
           <w:noProof/>
           <w:sz w:val="24"/>
           <w:szCs w:val="24"/>
@@ -348,7 +324,6 @@
                 <w:p>
                   <w:pPr>
                     <w:rPr>
-                      <w:rFonts w:hint="eastAsia"/>
                       <w:sz w:val="24"/>
                       <w:szCs w:val="24"/>
                     </w:rPr>
@@ -357,7 +332,6 @@
                 <w:p>
                   <w:pPr>
                     <w:rPr>
-                      <w:rFonts w:hint="eastAsia"/>
                       <w:szCs w:val="21"/>
                     </w:rPr>
                   </w:pPr>
@@ -399,58 +373,52 @@
     <w:p>
       <w:pPr>
         <w:rPr>
-          <w:rFonts w:hint="eastAsia"/>
-          <w:sz w:val="24"/>
-          <w:szCs w:val="24"/>
-        </w:rPr>
-      </w:pPr>
-    </w:p>
-    <w:p>
-      <w:pPr>
-        <w:rPr>
-          <w:rFonts w:hint="eastAsia"/>
-          <w:sz w:val="24"/>
-          <w:szCs w:val="24"/>
-        </w:rPr>
-      </w:pPr>
-    </w:p>
-    <w:p>
-      <w:pPr>
-        <w:rPr>
-          <w:rFonts w:hint="eastAsia"/>
-          <w:sz w:val="24"/>
-          <w:szCs w:val="24"/>
-        </w:rPr>
-      </w:pPr>
-    </w:p>
-    <w:p>
-      <w:pPr>
-        <w:rPr>
-          <w:rFonts w:hint="eastAsia"/>
-          <w:sz w:val="24"/>
-          <w:szCs w:val="24"/>
-        </w:rPr>
-      </w:pPr>
-    </w:p>
-    <w:p>
-      <w:pPr>
-        <w:rPr>
-          <w:rFonts w:hint="eastAsia"/>
-          <w:sz w:val="24"/>
-          <w:szCs w:val="24"/>
-        </w:rPr>
-      </w:pPr>
-    </w:p>
-    <w:p>
-      <w:pPr>
-        <w:pStyle w:val="a5"/>
+          <w:sz w:val="24"/>
+          <w:szCs w:val="24"/>
+        </w:rPr>
+      </w:pPr>
+    </w:p>
+    <w:p>
+      <w:pPr>
+        <w:rPr>
+          <w:sz w:val="24"/>
+          <w:szCs w:val="24"/>
+        </w:rPr>
+      </w:pPr>
+    </w:p>
+    <w:p>
+      <w:pPr>
+        <w:rPr>
+          <w:sz w:val="24"/>
+          <w:szCs w:val="24"/>
+        </w:rPr>
+      </w:pPr>
+    </w:p>
+    <w:p>
+      <w:pPr>
+        <w:rPr>
+          <w:sz w:val="24"/>
+          <w:szCs w:val="24"/>
+        </w:rPr>
+      </w:pPr>
+    </w:p>
+    <w:p>
+      <w:pPr>
+        <w:rPr>
+          <w:sz w:val="24"/>
+          <w:szCs w:val="24"/>
+        </w:rPr>
+      </w:pPr>
+    </w:p>
+    <w:p>
+      <w:pPr>
+        <w:pStyle w:val="ListParagraph"/>
         <w:numPr>
           <w:ilvl w:val="0"/>
           <w:numId w:val="3"/>
         </w:numPr>
         <w:ind w:firstLineChars="0"/>
         <w:rPr>
-          <w:rFonts w:hint="eastAsia"/>
           <w:szCs w:val="21"/>
         </w:rPr>
       </w:pPr>
@@ -473,7 +441,7 @@
           <w:rFonts w:hint="eastAsia"/>
           <w:szCs w:val="21"/>
         </w:rPr>
-        <w:t>目录，并</w:t>
+        <w:t>目录，并生成</w:t>
       </w:r>
       <w:r>
         <w:rPr>
@@ -487,22 +455,20 @@
           <w:rFonts w:hint="eastAsia"/>
           <w:szCs w:val="21"/>
         </w:rPr>
-        <w:t>生成数据</w:t>
-      </w:r>
-    </w:p>
-    <w:p>
-      <w:pPr>
-        <w:pStyle w:val="a5"/>
+        <w:t>数据</w:t>
+      </w:r>
+    </w:p>
+    <w:p>
+      <w:pPr>
+        <w:pStyle w:val="ListParagraph"/>
         <w:ind w:left="360" w:firstLineChars="0" w:firstLine="0"/>
         <w:rPr>
-          <w:rFonts w:hint="eastAsia"/>
-          <w:sz w:val="24"/>
-          <w:szCs w:val="24"/>
-        </w:rPr>
-      </w:pPr>
-      <w:r>
-        <w:rPr>
-          <w:rFonts w:hint="eastAsia"/>
+          <w:sz w:val="24"/>
+          <w:szCs w:val="24"/>
+        </w:rPr>
+      </w:pPr>
+      <w:r>
+        <w:rPr>
           <w:noProof/>
           <w:sz w:val="24"/>
           <w:szCs w:val="24"/>
@@ -514,7 +480,6 @@
                 <w:p>
                   <w:pPr>
                     <w:rPr>
-                      <w:rFonts w:hint="eastAsia"/>
                       <w:sz w:val="24"/>
                       <w:szCs w:val="24"/>
                     </w:rPr>
@@ -558,49 +523,44 @@
     <w:p>
       <w:pPr>
         <w:rPr>
-          <w:rFonts w:hint="eastAsia"/>
-          <w:sz w:val="24"/>
-          <w:szCs w:val="24"/>
-        </w:rPr>
-      </w:pPr>
-    </w:p>
-    <w:p>
-      <w:pPr>
-        <w:rPr>
-          <w:rFonts w:hint="eastAsia"/>
-          <w:sz w:val="24"/>
-          <w:szCs w:val="24"/>
-        </w:rPr>
-      </w:pPr>
-    </w:p>
-    <w:p>
-      <w:pPr>
-        <w:rPr>
-          <w:rFonts w:hint="eastAsia"/>
-          <w:sz w:val="24"/>
-          <w:szCs w:val="24"/>
-        </w:rPr>
-      </w:pPr>
-    </w:p>
-    <w:p>
-      <w:pPr>
-        <w:rPr>
-          <w:rFonts w:hint="eastAsia"/>
-          <w:sz w:val="24"/>
-          <w:szCs w:val="24"/>
-        </w:rPr>
-      </w:pPr>
-    </w:p>
-    <w:p>
-      <w:pPr>
-        <w:pStyle w:val="a5"/>
+          <w:sz w:val="24"/>
+          <w:szCs w:val="24"/>
+        </w:rPr>
+      </w:pPr>
+    </w:p>
+    <w:p>
+      <w:pPr>
+        <w:rPr>
+          <w:sz w:val="24"/>
+          <w:szCs w:val="24"/>
+        </w:rPr>
+      </w:pPr>
+    </w:p>
+    <w:p>
+      <w:pPr>
+        <w:rPr>
+          <w:sz w:val="24"/>
+          <w:szCs w:val="24"/>
+        </w:rPr>
+      </w:pPr>
+    </w:p>
+    <w:p>
+      <w:pPr>
+        <w:rPr>
+          <w:sz w:val="24"/>
+          <w:szCs w:val="24"/>
+        </w:rPr>
+      </w:pPr>
+    </w:p>
+    <w:p>
+      <w:pPr>
+        <w:pStyle w:val="ListParagraph"/>
         <w:numPr>
           <w:ilvl w:val="0"/>
           <w:numId w:val="3"/>
         </w:numPr>
         <w:ind w:firstLineChars="0"/>
         <w:rPr>
-          <w:rFonts w:hint="eastAsia"/>
           <w:szCs w:val="21"/>
         </w:rPr>
       </w:pPr>
@@ -615,14 +575,12 @@
     <w:p>
       <w:pPr>
         <w:rPr>
-          <w:rFonts w:hint="eastAsia"/>
-          <w:sz w:val="24"/>
-          <w:szCs w:val="24"/>
-        </w:rPr>
-      </w:pPr>
-      <w:r>
-        <w:rPr>
-          <w:rFonts w:hint="eastAsia"/>
+          <w:sz w:val="24"/>
+          <w:szCs w:val="24"/>
+        </w:rPr>
+      </w:pPr>
+      <w:r>
+        <w:rPr>
           <w:noProof/>
           <w:sz w:val="24"/>
           <w:szCs w:val="24"/>
@@ -634,7 +592,6 @@
                 <w:p>
                   <w:pPr>
                     <w:rPr>
-                      <w:rFonts w:hint="eastAsia"/>
                       <w:sz w:val="24"/>
                       <w:szCs w:val="24"/>
                     </w:rPr>
@@ -687,49 +644,44 @@
     <w:p>
       <w:pPr>
         <w:rPr>
-          <w:rFonts w:hint="eastAsia"/>
-          <w:sz w:val="24"/>
-          <w:szCs w:val="24"/>
-        </w:rPr>
-      </w:pPr>
-    </w:p>
-    <w:p>
-      <w:pPr>
-        <w:rPr>
-          <w:rFonts w:hint="eastAsia"/>
-          <w:sz w:val="24"/>
-          <w:szCs w:val="24"/>
-        </w:rPr>
-      </w:pPr>
-    </w:p>
-    <w:p>
-      <w:pPr>
-        <w:rPr>
-          <w:rFonts w:hint="eastAsia"/>
-          <w:sz w:val="24"/>
-          <w:szCs w:val="24"/>
-        </w:rPr>
-      </w:pPr>
-    </w:p>
-    <w:p>
-      <w:pPr>
-        <w:rPr>
-          <w:rFonts w:hint="eastAsia"/>
-          <w:sz w:val="24"/>
-          <w:szCs w:val="24"/>
-        </w:rPr>
-      </w:pPr>
-    </w:p>
-    <w:p>
-      <w:pPr>
-        <w:pStyle w:val="a5"/>
+          <w:sz w:val="24"/>
+          <w:szCs w:val="24"/>
+        </w:rPr>
+      </w:pPr>
+    </w:p>
+    <w:p>
+      <w:pPr>
+        <w:rPr>
+          <w:sz w:val="24"/>
+          <w:szCs w:val="24"/>
+        </w:rPr>
+      </w:pPr>
+    </w:p>
+    <w:p>
+      <w:pPr>
+        <w:rPr>
+          <w:sz w:val="24"/>
+          <w:szCs w:val="24"/>
+        </w:rPr>
+      </w:pPr>
+    </w:p>
+    <w:p>
+      <w:pPr>
+        <w:rPr>
+          <w:sz w:val="24"/>
+          <w:szCs w:val="24"/>
+        </w:rPr>
+      </w:pPr>
+    </w:p>
+    <w:p>
+      <w:pPr>
+        <w:pStyle w:val="ListParagraph"/>
         <w:numPr>
           <w:ilvl w:val="0"/>
           <w:numId w:val="3"/>
         </w:numPr>
         <w:ind w:firstLineChars="0"/>
         <w:rPr>
-          <w:rFonts w:hint="eastAsia"/>
           <w:szCs w:val="21"/>
         </w:rPr>
       </w:pPr>
@@ -752,22 +704,27 @@
           <w:rFonts w:hint="eastAsia"/>
           <w:szCs w:val="21"/>
         </w:rPr>
-        <w:t>文件加载到各个表中，即导入数据</w:t>
-      </w:r>
-    </w:p>
-    <w:p>
-      <w:pPr>
-        <w:pStyle w:val="a5"/>
+        <w:t>文件加载到各</w:t>
+      </w:r>
+      <w:r>
+        <w:rPr>
+          <w:rFonts w:hint="eastAsia"/>
+          <w:szCs w:val="21"/>
+        </w:rPr>
+        <w:t>表中，即导入数据</w:t>
+      </w:r>
+    </w:p>
+    <w:p>
+      <w:pPr>
+        <w:pStyle w:val="ListParagraph"/>
         <w:ind w:left="360" w:firstLineChars="0" w:firstLine="0"/>
         <w:rPr>
-          <w:rFonts w:hint="eastAsia"/>
-          <w:sz w:val="24"/>
-          <w:szCs w:val="24"/>
-        </w:rPr>
-      </w:pPr>
-      <w:r>
-        <w:rPr>
-          <w:rFonts w:hint="eastAsia"/>
+          <w:sz w:val="24"/>
+          <w:szCs w:val="24"/>
+        </w:rPr>
+      </w:pPr>
+      <w:r>
+        <w:rPr>
           <w:noProof/>
           <w:sz w:val="24"/>
           <w:szCs w:val="24"/>
@@ -779,7 +736,6 @@
                 <w:p>
                   <w:pPr>
                     <w:rPr>
-                      <w:rFonts w:hint="eastAsia"/>
                       <w:szCs w:val="24"/>
                     </w:rPr>
                   </w:pPr>
@@ -807,58 +763,52 @@
     <w:p>
       <w:pPr>
         <w:rPr>
-          <w:rFonts w:hint="eastAsia"/>
-          <w:sz w:val="24"/>
-          <w:szCs w:val="24"/>
-        </w:rPr>
-      </w:pPr>
-    </w:p>
-    <w:p>
-      <w:pPr>
-        <w:rPr>
-          <w:rFonts w:hint="eastAsia"/>
-          <w:sz w:val="24"/>
-          <w:szCs w:val="24"/>
-        </w:rPr>
-      </w:pPr>
-    </w:p>
-    <w:p>
-      <w:pPr>
-        <w:rPr>
-          <w:rFonts w:hint="eastAsia"/>
-          <w:sz w:val="24"/>
-          <w:szCs w:val="24"/>
-        </w:rPr>
-      </w:pPr>
-    </w:p>
-    <w:p>
-      <w:pPr>
-        <w:rPr>
-          <w:rFonts w:hint="eastAsia"/>
-          <w:sz w:val="24"/>
-          <w:szCs w:val="24"/>
-        </w:rPr>
-      </w:pPr>
-    </w:p>
-    <w:p>
-      <w:pPr>
-        <w:rPr>
-          <w:rFonts w:hint="eastAsia"/>
-          <w:sz w:val="24"/>
-          <w:szCs w:val="24"/>
-        </w:rPr>
-      </w:pPr>
-    </w:p>
-    <w:p>
-      <w:pPr>
-        <w:pStyle w:val="a5"/>
+          <w:sz w:val="24"/>
+          <w:szCs w:val="24"/>
+        </w:rPr>
+      </w:pPr>
+    </w:p>
+    <w:p>
+      <w:pPr>
+        <w:rPr>
+          <w:sz w:val="24"/>
+          <w:szCs w:val="24"/>
+        </w:rPr>
+      </w:pPr>
+    </w:p>
+    <w:p>
+      <w:pPr>
+        <w:rPr>
+          <w:sz w:val="24"/>
+          <w:szCs w:val="24"/>
+        </w:rPr>
+      </w:pPr>
+    </w:p>
+    <w:p>
+      <w:pPr>
+        <w:rPr>
+          <w:sz w:val="24"/>
+          <w:szCs w:val="24"/>
+        </w:rPr>
+      </w:pPr>
+    </w:p>
+    <w:p>
+      <w:pPr>
+        <w:rPr>
+          <w:sz w:val="24"/>
+          <w:szCs w:val="24"/>
+        </w:rPr>
+      </w:pPr>
+    </w:p>
+    <w:p>
+      <w:pPr>
+        <w:pStyle w:val="ListParagraph"/>
         <w:numPr>
           <w:ilvl w:val="0"/>
           <w:numId w:val="3"/>
         </w:numPr>
         <w:ind w:firstLineChars="0"/>
         <w:rPr>
-          <w:rFonts w:hint="eastAsia"/>
           <w:szCs w:val="21"/>
         </w:rPr>
       </w:pPr>
@@ -882,7 +832,14 @@
           <w:rFonts w:hint="eastAsia"/>
           <w:szCs w:val="21"/>
         </w:rPr>
-        <w:t>，修改创建表引擎</w:t>
+        <w:t>，修改创建表</w:t>
+      </w:r>
+      <w:r>
+        <w:rPr>
+          <w:rFonts w:hint="eastAsia"/>
+          <w:szCs w:val="21"/>
+        </w:rPr>
+        <w:t>的语句，在后面添加</w:t>
       </w:r>
       <w:r>
         <w:rPr>
@@ -910,29 +867,61 @@
           <w:rFonts w:hint="eastAsia"/>
           <w:szCs w:val="21"/>
         </w:rPr>
-        <w:t>，生成相应的外表，并把各外表对应的内表数据导入外表。</w:t>
-      </w:r>
-    </w:p>
-    <w:p>
-      <w:pPr>
-        <w:rPr>
-          <w:rFonts w:hint="eastAsia"/>
-          <w:szCs w:val="21"/>
-        </w:rPr>
-      </w:pPr>
-    </w:p>
-    <w:p>
-      <w:pPr>
-        <w:rPr>
-          <w:rFonts w:hint="eastAsia"/>
-          <w:szCs w:val="21"/>
-        </w:rPr>
-      </w:pPr>
-    </w:p>
-    <w:p>
-      <w:pPr>
-        <w:rPr>
-          <w:rFonts w:hint="eastAsia"/>
+        <w:t>，生成相应的外表，并把</w:t>
+      </w:r>
+      <w:r>
+        <w:rPr>
+          <w:rFonts w:hint="eastAsia"/>
+          <w:szCs w:val="21"/>
+        </w:rPr>
+        <w:t>对应的内表数据导入</w:t>
+      </w:r>
+      <w:r>
+        <w:rPr>
+          <w:rFonts w:hint="eastAsia"/>
+          <w:szCs w:val="21"/>
+        </w:rPr>
+        <w:t>到</w:t>
+      </w:r>
+      <w:r>
+        <w:rPr>
+          <w:rFonts w:hint="eastAsia"/>
+          <w:szCs w:val="21"/>
+        </w:rPr>
+        <w:t>外表</w:t>
+      </w:r>
+      <w:r>
+        <w:rPr>
+          <w:rFonts w:hint="eastAsia"/>
+          <w:szCs w:val="21"/>
+        </w:rPr>
+        <w:t>中</w:t>
+      </w:r>
+      <w:r>
+        <w:rPr>
+          <w:rFonts w:hint="eastAsia"/>
+          <w:szCs w:val="21"/>
+        </w:rPr>
+        <w:t>。</w:t>
+      </w:r>
+    </w:p>
+    <w:p>
+      <w:pPr>
+        <w:rPr>
+          <w:szCs w:val="21"/>
+        </w:rPr>
+      </w:pPr>
+    </w:p>
+    <w:p>
+      <w:pPr>
+        <w:rPr>
+          <w:szCs w:val="21"/>
+        </w:rPr>
+      </w:pPr>
+    </w:p>
+    <w:p>
+      <w:pPr>
+        <w:rPr>
           <w:b/>
           <w:sz w:val="28"/>
           <w:szCs w:val="28"/>
@@ -951,16 +940,14 @@
     <w:p>
       <w:pPr>
         <w:rPr>
-          <w:rFonts w:hint="eastAsia"/>
-          <w:sz w:val="24"/>
-          <w:szCs w:val="24"/>
-        </w:rPr>
-      </w:pPr>
-    </w:p>
-    <w:p>
-      <w:pPr>
-        <w:rPr>
-          <w:rFonts w:hint="eastAsia"/>
+          <w:sz w:val="24"/>
+          <w:szCs w:val="24"/>
+        </w:rPr>
+      </w:pPr>
+    </w:p>
+    <w:p>
+      <w:pPr>
+        <w:rPr>
           <w:b/>
           <w:sz w:val="24"/>
           <w:szCs w:val="24"/>
@@ -1017,7 +1004,7 @@
           <w:sz w:val="24"/>
           <w:szCs w:val="24"/>
         </w:rPr>
-        <w:t>个模板，需要</w:t>
+        <w:t>个模板，</w:t>
       </w:r>
       <w:r>
         <w:rPr>
@@ -1026,7 +1013,7 @@
           <w:sz w:val="24"/>
           <w:szCs w:val="24"/>
         </w:rPr>
-        <w:t>先生成</w:t>
+        <w:t>用于</w:t>
       </w:r>
       <w:r>
         <w:rPr>
@@ -1035,6 +1022,15 @@
           <w:sz w:val="24"/>
           <w:szCs w:val="24"/>
         </w:rPr>
+        <w:t>生成</w:t>
+      </w:r>
+      <w:r>
+        <w:rPr>
+          <w:rFonts w:hint="eastAsia"/>
+          <w:b/>
+          <w:sz w:val="24"/>
+          <w:szCs w:val="24"/>
+        </w:rPr>
         <w:t>sql</w:t>
       </w:r>
       <w:r>
@@ -1050,22 +1046,20 @@
     <w:p>
       <w:pPr>
         <w:rPr>
-          <w:rFonts w:hint="eastAsia"/>
-          <w:sz w:val="24"/>
-          <w:szCs w:val="24"/>
-        </w:rPr>
-      </w:pPr>
-    </w:p>
-    <w:p>
-      <w:pPr>
-        <w:pStyle w:val="a5"/>
+          <w:sz w:val="24"/>
+          <w:szCs w:val="24"/>
+        </w:rPr>
+      </w:pPr>
+    </w:p>
+    <w:p>
+      <w:pPr>
+        <w:pStyle w:val="ListParagraph"/>
         <w:numPr>
           <w:ilvl w:val="0"/>
           <w:numId w:val="4"/>
         </w:numPr>
         <w:ind w:firstLineChars="0"/>
         <w:rPr>
-          <w:rFonts w:hint="eastAsia"/>
           <w:szCs w:val="21"/>
         </w:rPr>
       </w:pPr>
@@ -1101,22 +1095,20 @@
           <w:rFonts w:hint="eastAsia"/>
           <w:szCs w:val="21"/>
         </w:rPr>
-        <w:t>;</w:t>
-      </w:r>
-    </w:p>
-    <w:p>
-      <w:pPr>
-        <w:pStyle w:val="a5"/>
+        <w:t>，执行脚本：</w:t>
+      </w:r>
+    </w:p>
+    <w:p>
+      <w:pPr>
+        <w:pStyle w:val="ListParagraph"/>
         <w:ind w:left="360" w:firstLineChars="0" w:firstLine="0"/>
         <w:rPr>
-          <w:rFonts w:hint="eastAsia"/>
-          <w:sz w:val="24"/>
-          <w:szCs w:val="24"/>
-        </w:rPr>
-      </w:pPr>
-      <w:r>
-        <w:rPr>
-          <w:rFonts w:hint="eastAsia"/>
+          <w:sz w:val="24"/>
+          <w:szCs w:val="24"/>
+        </w:rPr>
+      </w:pPr>
+      <w:r>
+        <w:rPr>
           <w:noProof/>
           <w:sz w:val="24"/>
           <w:szCs w:val="24"/>
@@ -1148,7 +1140,6 @@
                 <w:p>
                   <w:pPr>
                     <w:rPr>
-                      <w:rFonts w:hint="eastAsia"/>
                       <w:szCs w:val="24"/>
                     </w:rPr>
                   </w:pPr>
@@ -1240,7 +1231,6 @@
                 <w:p>
                   <w:pPr>
                     <w:rPr>
-                      <w:rFonts w:hint="eastAsia"/>
                       <w:szCs w:val="24"/>
                     </w:rPr>
                   </w:pPr>
@@ -1260,130 +1250,116 @@
     <w:p>
       <w:pPr>
         <w:rPr>
-          <w:rFonts w:hint="eastAsia"/>
-          <w:sz w:val="24"/>
-          <w:szCs w:val="24"/>
-        </w:rPr>
-      </w:pPr>
-    </w:p>
-    <w:p>
-      <w:pPr>
-        <w:rPr>
-          <w:rFonts w:hint="eastAsia"/>
-          <w:sz w:val="24"/>
-          <w:szCs w:val="24"/>
-        </w:rPr>
-      </w:pPr>
-    </w:p>
-    <w:p>
-      <w:pPr>
-        <w:rPr>
-          <w:rFonts w:hint="eastAsia"/>
-          <w:sz w:val="24"/>
-          <w:szCs w:val="24"/>
-        </w:rPr>
-      </w:pPr>
-    </w:p>
-    <w:p>
-      <w:pPr>
-        <w:rPr>
-          <w:rFonts w:hint="eastAsia"/>
-          <w:sz w:val="24"/>
-          <w:szCs w:val="24"/>
-        </w:rPr>
-      </w:pPr>
-    </w:p>
-    <w:p>
-      <w:pPr>
-        <w:rPr>
-          <w:rFonts w:hint="eastAsia"/>
-          <w:sz w:val="24"/>
-          <w:szCs w:val="24"/>
-        </w:rPr>
-      </w:pPr>
-    </w:p>
-    <w:p>
-      <w:pPr>
-        <w:rPr>
-          <w:rFonts w:hint="eastAsia"/>
-          <w:sz w:val="24"/>
-          <w:szCs w:val="24"/>
-        </w:rPr>
-      </w:pPr>
-    </w:p>
-    <w:p>
-      <w:pPr>
-        <w:rPr>
-          <w:rFonts w:hint="eastAsia"/>
-          <w:sz w:val="24"/>
-          <w:szCs w:val="24"/>
-        </w:rPr>
-      </w:pPr>
-    </w:p>
-    <w:p>
-      <w:pPr>
-        <w:rPr>
-          <w:rFonts w:hint="eastAsia"/>
-          <w:sz w:val="24"/>
-          <w:szCs w:val="24"/>
-        </w:rPr>
-      </w:pPr>
-    </w:p>
-    <w:p>
-      <w:pPr>
-        <w:rPr>
-          <w:rFonts w:hint="eastAsia"/>
-          <w:sz w:val="24"/>
-          <w:szCs w:val="24"/>
-        </w:rPr>
-      </w:pPr>
-    </w:p>
-    <w:p>
-      <w:pPr>
-        <w:rPr>
-          <w:rFonts w:hint="eastAsia"/>
-          <w:sz w:val="24"/>
-          <w:szCs w:val="24"/>
-        </w:rPr>
-      </w:pPr>
-    </w:p>
-    <w:p>
-      <w:pPr>
-        <w:rPr>
-          <w:rFonts w:hint="eastAsia"/>
-          <w:sz w:val="24"/>
-          <w:szCs w:val="24"/>
-        </w:rPr>
-      </w:pPr>
-    </w:p>
-    <w:p>
-      <w:pPr>
-        <w:rPr>
-          <w:rFonts w:hint="eastAsia"/>
-          <w:sz w:val="24"/>
-          <w:szCs w:val="24"/>
-        </w:rPr>
-      </w:pPr>
-    </w:p>
-    <w:p>
-      <w:pPr>
-        <w:rPr>
-          <w:rFonts w:hint="eastAsia"/>
-          <w:sz w:val="24"/>
-          <w:szCs w:val="24"/>
-        </w:rPr>
-      </w:pPr>
-    </w:p>
-    <w:p>
-      <w:pPr>
-        <w:pStyle w:val="a5"/>
+          <w:sz w:val="24"/>
+          <w:szCs w:val="24"/>
+        </w:rPr>
+      </w:pPr>
+    </w:p>
+    <w:p>
+      <w:pPr>
+        <w:rPr>
+          <w:sz w:val="24"/>
+          <w:szCs w:val="24"/>
+        </w:rPr>
+      </w:pPr>
+    </w:p>
+    <w:p>
+      <w:pPr>
+        <w:rPr>
+          <w:sz w:val="24"/>
+          <w:szCs w:val="24"/>
+        </w:rPr>
+      </w:pPr>
+    </w:p>
+    <w:p>
+      <w:pPr>
+        <w:rPr>
+          <w:sz w:val="24"/>
+          <w:szCs w:val="24"/>
+        </w:rPr>
+      </w:pPr>
+    </w:p>
+    <w:p>
+      <w:pPr>
+        <w:rPr>
+          <w:sz w:val="24"/>
+          <w:szCs w:val="24"/>
+        </w:rPr>
+      </w:pPr>
+    </w:p>
+    <w:p>
+      <w:pPr>
+        <w:rPr>
+          <w:sz w:val="24"/>
+          <w:szCs w:val="24"/>
+        </w:rPr>
+      </w:pPr>
+    </w:p>
+    <w:p>
+      <w:pPr>
+        <w:rPr>
+          <w:sz w:val="24"/>
+          <w:szCs w:val="24"/>
+        </w:rPr>
+      </w:pPr>
+    </w:p>
+    <w:p>
+      <w:pPr>
+        <w:rPr>
+          <w:sz w:val="24"/>
+          <w:szCs w:val="24"/>
+        </w:rPr>
+      </w:pPr>
+    </w:p>
+    <w:p>
+      <w:pPr>
+        <w:rPr>
+          <w:sz w:val="24"/>
+          <w:szCs w:val="24"/>
+        </w:rPr>
+      </w:pPr>
+    </w:p>
+    <w:p>
+      <w:pPr>
+        <w:rPr>
+          <w:sz w:val="24"/>
+          <w:szCs w:val="24"/>
+        </w:rPr>
+      </w:pPr>
+    </w:p>
+    <w:p>
+      <w:pPr>
+        <w:rPr>
+          <w:sz w:val="24"/>
+          <w:szCs w:val="24"/>
+        </w:rPr>
+      </w:pPr>
+    </w:p>
+    <w:p>
+      <w:pPr>
+        <w:rPr>
+          <w:sz w:val="24"/>
+          <w:szCs w:val="24"/>
+        </w:rPr>
+      </w:pPr>
+    </w:p>
+    <w:p>
+      <w:pPr>
+        <w:rPr>
+          <w:sz w:val="24"/>
+          <w:szCs w:val="24"/>
+        </w:rPr>
+      </w:pPr>
+    </w:p>
+    <w:p>
+      <w:pPr>
+        <w:pStyle w:val="ListParagraph"/>
         <w:numPr>
           <w:ilvl w:val="0"/>
           <w:numId w:val="4"/>
         </w:numPr>
         <w:ind w:firstLineChars="0"/>
         <w:rPr>
-          <w:rFonts w:hint="eastAsia"/>
           <w:szCs w:val="21"/>
         </w:rPr>
       </w:pPr>
@@ -1447,22 +1423,20 @@
     <w:p>
       <w:pPr>
         <w:rPr>
-          <w:rFonts w:hint="eastAsia"/>
-          <w:sz w:val="24"/>
-          <w:szCs w:val="24"/>
-        </w:rPr>
-      </w:pPr>
-    </w:p>
-    <w:p>
-      <w:pPr>
-        <w:pStyle w:val="a5"/>
+          <w:sz w:val="24"/>
+          <w:szCs w:val="24"/>
+        </w:rPr>
+      </w:pPr>
+    </w:p>
+    <w:p>
+      <w:pPr>
+        <w:pStyle w:val="ListParagraph"/>
         <w:numPr>
           <w:ilvl w:val="0"/>
           <w:numId w:val="4"/>
         </w:numPr>
         <w:ind w:firstLineChars="0"/>
         <w:rPr>
-          <w:rFonts w:hint="eastAsia"/>
           <w:szCs w:val="21"/>
         </w:rPr>
       </w:pPr>
@@ -1525,14 +1499,12 @@
     <w:p>
       <w:pPr>
         <w:rPr>
-          <w:rFonts w:hint="eastAsia"/>
-          <w:sz w:val="24"/>
-          <w:szCs w:val="24"/>
-        </w:rPr>
-      </w:pPr>
-      <w:r>
-        <w:rPr>
-          <w:rFonts w:hint="eastAsia"/>
+          <w:sz w:val="24"/>
+          <w:szCs w:val="24"/>
+        </w:rPr>
+      </w:pPr>
+      <w:r>
+        <w:rPr>
           <w:noProof/>
           <w:sz w:val="24"/>
           <w:szCs w:val="24"/>
@@ -1544,7 +1516,6 @@
                 <w:p>
                   <w:pPr>
                     <w:rPr>
-                      <w:rFonts w:hint="eastAsia"/>
                       <w:szCs w:val="24"/>
                     </w:rPr>
                   </w:pPr>
@@ -1655,49 +1626,44 @@
     <w:p>
       <w:pPr>
         <w:rPr>
-          <w:rFonts w:hint="eastAsia"/>
-          <w:sz w:val="24"/>
-          <w:szCs w:val="24"/>
-        </w:rPr>
-      </w:pPr>
-    </w:p>
-    <w:p>
-      <w:pPr>
-        <w:rPr>
-          <w:rFonts w:hint="eastAsia"/>
-          <w:sz w:val="24"/>
-          <w:szCs w:val="24"/>
-        </w:rPr>
-      </w:pPr>
-    </w:p>
-    <w:p>
-      <w:pPr>
-        <w:rPr>
-          <w:rFonts w:hint="eastAsia"/>
-          <w:sz w:val="24"/>
-          <w:szCs w:val="24"/>
-        </w:rPr>
-      </w:pPr>
-    </w:p>
-    <w:p>
-      <w:pPr>
-        <w:rPr>
-          <w:rFonts w:hint="eastAsia"/>
-          <w:sz w:val="24"/>
-          <w:szCs w:val="24"/>
-        </w:rPr>
-      </w:pPr>
-    </w:p>
-    <w:p>
-      <w:pPr>
-        <w:pStyle w:val="a5"/>
+          <w:sz w:val="24"/>
+          <w:szCs w:val="24"/>
+        </w:rPr>
+      </w:pPr>
+    </w:p>
+    <w:p>
+      <w:pPr>
+        <w:rPr>
+          <w:sz w:val="24"/>
+          <w:szCs w:val="24"/>
+        </w:rPr>
+      </w:pPr>
+    </w:p>
+    <w:p>
+      <w:pPr>
+        <w:rPr>
+          <w:sz w:val="24"/>
+          <w:szCs w:val="24"/>
+        </w:rPr>
+      </w:pPr>
+    </w:p>
+    <w:p>
+      <w:pPr>
+        <w:rPr>
+          <w:sz w:val="24"/>
+          <w:szCs w:val="24"/>
+        </w:rPr>
+      </w:pPr>
+    </w:p>
+    <w:p>
+      <w:pPr>
+        <w:pStyle w:val="ListParagraph"/>
         <w:numPr>
           <w:ilvl w:val="0"/>
           <w:numId w:val="4"/>
         </w:numPr>
         <w:ind w:firstLineChars="0"/>
         <w:rPr>
-          <w:rFonts w:hint="eastAsia"/>
           <w:szCs w:val="21"/>
         </w:rPr>
       </w:pPr>
@@ -1713,20 +1679,6 @@
           <w:rFonts w:hint="eastAsia"/>
           <w:szCs w:val="21"/>
         </w:rPr>
-        <w:t>99</w:t>
-      </w:r>
-      <w:r>
-        <w:rPr>
-          <w:rFonts w:hint="eastAsia"/>
-          <w:szCs w:val="21"/>
-        </w:rPr>
-        <w:t>条</w:t>
-      </w:r>
-      <w:r>
-        <w:rPr>
-          <w:rFonts w:hint="eastAsia"/>
-          <w:szCs w:val="21"/>
-        </w:rPr>
         <w:t>SQL</w:t>
       </w:r>
       <w:r>
@@ -1755,7 +1707,7 @@
           <w:rFonts w:hint="eastAsia"/>
           <w:szCs w:val="21"/>
         </w:rPr>
-        <w:t>内外表的查询作</w:t>
+        <w:t>内外表的查询</w:t>
       </w:r>
       <w:r>
         <w:rPr>
@@ -1768,25 +1720,22 @@
     <w:p>
       <w:pPr>
         <w:rPr>
-          <w:rFonts w:hint="eastAsia"/>
-          <w:sz w:val="24"/>
-          <w:szCs w:val="24"/>
-        </w:rPr>
-      </w:pPr>
-    </w:p>
-    <w:p>
-      <w:pPr>
-        <w:rPr>
-          <w:rFonts w:hint="eastAsia"/>
-          <w:sz w:val="24"/>
-          <w:szCs w:val="24"/>
-        </w:rPr>
-      </w:pPr>
-    </w:p>
-    <w:p>
-      <w:pPr>
-        <w:rPr>
-          <w:rFonts w:hint="eastAsia"/>
+          <w:sz w:val="24"/>
+          <w:szCs w:val="24"/>
+        </w:rPr>
+      </w:pPr>
+    </w:p>
+    <w:p>
+      <w:pPr>
+        <w:rPr>
+          <w:sz w:val="24"/>
+          <w:szCs w:val="24"/>
+        </w:rPr>
+      </w:pPr>
+    </w:p>
+    <w:p>
+      <w:pPr>
+        <w:rPr>
           <w:b/>
           <w:sz w:val="24"/>
           <w:szCs w:val="24"/>
@@ -1841,16 +1790,14 @@
     <w:p>
       <w:pPr>
         <w:rPr>
-          <w:rFonts w:hint="eastAsia"/>
-          <w:sz w:val="24"/>
-          <w:szCs w:val="24"/>
-        </w:rPr>
-      </w:pPr>
-    </w:p>
-    <w:p>
-      <w:pPr>
-        <w:rPr>
-          <w:rFonts w:hint="eastAsia"/>
+          <w:sz w:val="24"/>
+          <w:szCs w:val="24"/>
+        </w:rPr>
+      </w:pPr>
+    </w:p>
+    <w:p>
+      <w:pPr>
+        <w:rPr>
           <w:szCs w:val="21"/>
         </w:rPr>
       </w:pPr>
@@ -1956,22 +1903,20 @@
     <w:p>
       <w:pPr>
         <w:rPr>
-          <w:rFonts w:hint="eastAsia"/>
-          <w:sz w:val="24"/>
-          <w:szCs w:val="24"/>
-        </w:rPr>
-      </w:pPr>
-    </w:p>
-    <w:p>
-      <w:pPr>
-        <w:pStyle w:val="a5"/>
+          <w:sz w:val="24"/>
+          <w:szCs w:val="24"/>
+        </w:rPr>
+      </w:pPr>
+    </w:p>
+    <w:p>
+      <w:pPr>
+        <w:pStyle w:val="ListParagraph"/>
         <w:numPr>
           <w:ilvl w:val="0"/>
           <w:numId w:val="1"/>
         </w:numPr>
         <w:ind w:firstLineChars="0"/>
         <w:rPr>
-          <w:rFonts w:hint="eastAsia"/>
           <w:sz w:val="24"/>
           <w:szCs w:val="24"/>
         </w:rPr>
@@ -1987,14 +1932,13 @@
     </w:p>
     <w:p>
       <w:pPr>
-        <w:pStyle w:val="a5"/>
+        <w:pStyle w:val="ListParagraph"/>
         <w:numPr>
           <w:ilvl w:val="0"/>
           <w:numId w:val="5"/>
         </w:numPr>
         <w:ind w:firstLineChars="0"/>
         <w:rPr>
-          <w:rFonts w:hint="eastAsia"/>
           <w:sz w:val="24"/>
           <w:szCs w:val="24"/>
         </w:rPr>
@@ -2065,14 +2009,13 @@
     </w:p>
     <w:p>
       <w:pPr>
-        <w:pStyle w:val="a5"/>
+        <w:pStyle w:val="ListParagraph"/>
         <w:numPr>
           <w:ilvl w:val="0"/>
           <w:numId w:val="5"/>
         </w:numPr>
         <w:ind w:firstLineChars="0"/>
         <w:rPr>
-          <w:rFonts w:hint="eastAsia"/>
           <w:sz w:val="24"/>
           <w:szCs w:val="24"/>
         </w:rPr>
@@ -2168,14 +2111,13 @@
     </w:p>
     <w:p>
       <w:pPr>
-        <w:pStyle w:val="a5"/>
+        <w:pStyle w:val="ListParagraph"/>
         <w:numPr>
           <w:ilvl w:val="0"/>
           <w:numId w:val="5"/>
         </w:numPr>
         <w:ind w:firstLineChars="0"/>
         <w:rPr>
-          <w:rFonts w:hint="eastAsia"/>
           <w:sz w:val="24"/>
           <w:szCs w:val="24"/>
         </w:rPr>
@@ -2264,14 +2206,13 @@
     </w:p>
     <w:p>
       <w:pPr>
-        <w:pStyle w:val="a5"/>
+        <w:pStyle w:val="ListParagraph"/>
         <w:numPr>
           <w:ilvl w:val="0"/>
           <w:numId w:val="5"/>
         </w:numPr>
         <w:ind w:firstLineChars="0"/>
         <w:rPr>
-          <w:rFonts w:hint="eastAsia"/>
           <w:sz w:val="24"/>
           <w:szCs w:val="24"/>
         </w:rPr>
@@ -2327,14 +2268,13 @@
     </w:p>
     <w:p>
       <w:pPr>
-        <w:pStyle w:val="a5"/>
+        <w:pStyle w:val="ListParagraph"/>
         <w:numPr>
           <w:ilvl w:val="0"/>
           <w:numId w:val="5"/>
         </w:numPr>
         <w:ind w:firstLineChars="0"/>
         <w:rPr>
-          <w:rFonts w:hint="eastAsia"/>
           <w:sz w:val="24"/>
           <w:szCs w:val="24"/>
         </w:rPr>
@@ -2390,14 +2330,13 @@
     </w:p>
     <w:p>
       <w:pPr>
-        <w:pStyle w:val="a5"/>
+        <w:pStyle w:val="ListParagraph"/>
         <w:numPr>
           <w:ilvl w:val="0"/>
           <w:numId w:val="5"/>
         </w:numPr>
         <w:ind w:firstLineChars="0"/>
         <w:rPr>
-          <w:rFonts w:hint="eastAsia"/>
           <w:sz w:val="24"/>
           <w:szCs w:val="24"/>
         </w:rPr>
@@ -2510,31 +2449,28 @@
     <w:p>
       <w:pPr>
         <w:rPr>
-          <w:rFonts w:hint="eastAsia"/>
-          <w:sz w:val="24"/>
-          <w:szCs w:val="24"/>
-        </w:rPr>
-      </w:pPr>
-    </w:p>
-    <w:p>
-      <w:pPr>
-        <w:rPr>
-          <w:rFonts w:hint="eastAsia"/>
-          <w:sz w:val="24"/>
-          <w:szCs w:val="24"/>
-        </w:rPr>
-      </w:pPr>
-    </w:p>
-    <w:p>
-      <w:pPr>
-        <w:pStyle w:val="a5"/>
+          <w:sz w:val="24"/>
+          <w:szCs w:val="24"/>
+        </w:rPr>
+      </w:pPr>
+    </w:p>
+    <w:p>
+      <w:pPr>
+        <w:rPr>
+          <w:sz w:val="24"/>
+          <w:szCs w:val="24"/>
+        </w:rPr>
+      </w:pPr>
+    </w:p>
+    <w:p>
+      <w:pPr>
+        <w:pStyle w:val="ListParagraph"/>
         <w:numPr>
           <w:ilvl w:val="0"/>
           <w:numId w:val="1"/>
         </w:numPr>
         <w:ind w:firstLineChars="0"/>
         <w:rPr>
-          <w:rFonts w:hint="eastAsia"/>
           <w:sz w:val="24"/>
           <w:szCs w:val="24"/>
         </w:rPr>
@@ -2582,14 +2518,13 @@
     </w:p>
     <w:p>
       <w:pPr>
-        <w:pStyle w:val="a5"/>
+        <w:pStyle w:val="ListParagraph"/>
         <w:numPr>
           <w:ilvl w:val="0"/>
           <w:numId w:val="2"/>
         </w:numPr>
         <w:ind w:firstLineChars="0"/>
         <w:rPr>
-          <w:rFonts w:hint="eastAsia"/>
           <w:sz w:val="24"/>
           <w:szCs w:val="24"/>
         </w:rPr>
@@ -2613,14 +2548,13 @@
     </w:p>
     <w:p>
       <w:pPr>
-        <w:pStyle w:val="a5"/>
+        <w:pStyle w:val="ListParagraph"/>
         <w:numPr>
           <w:ilvl w:val="0"/>
           <w:numId w:val="2"/>
         </w:numPr>
         <w:ind w:firstLineChars="0"/>
         <w:rPr>
-          <w:rFonts w:hint="eastAsia"/>
           <w:sz w:val="24"/>
           <w:szCs w:val="24"/>
         </w:rPr>
@@ -2645,7 +2579,6 @@
     <w:p>
       <w:pPr>
         <w:rPr>
-          <w:rFonts w:hint="eastAsia"/>
           <w:sz w:val="24"/>
           <w:szCs w:val="24"/>
         </w:rPr>
@@ -2863,106 +2796,94 @@
     <w:p>
       <w:pPr>
         <w:rPr>
-          <w:rFonts w:hint="eastAsia"/>
-          <w:sz w:val="24"/>
-          <w:szCs w:val="24"/>
-        </w:rPr>
-      </w:pPr>
-    </w:p>
-    <w:p>
-      <w:pPr>
-        <w:rPr>
-          <w:rFonts w:hint="eastAsia"/>
-          <w:sz w:val="24"/>
-          <w:szCs w:val="24"/>
-        </w:rPr>
-      </w:pPr>
-    </w:p>
-    <w:p>
-      <w:pPr>
-        <w:rPr>
-          <w:rFonts w:hint="eastAsia"/>
-          <w:sz w:val="24"/>
-          <w:szCs w:val="24"/>
-        </w:rPr>
-      </w:pPr>
-    </w:p>
-    <w:p>
-      <w:pPr>
-        <w:rPr>
-          <w:rFonts w:hint="eastAsia"/>
-          <w:sz w:val="24"/>
-          <w:szCs w:val="24"/>
-        </w:rPr>
-      </w:pPr>
-    </w:p>
-    <w:p>
-      <w:pPr>
-        <w:rPr>
-          <w:rFonts w:hint="eastAsia"/>
-          <w:sz w:val="24"/>
-          <w:szCs w:val="24"/>
-        </w:rPr>
-      </w:pPr>
-    </w:p>
-    <w:p>
-      <w:pPr>
-        <w:rPr>
-          <w:rFonts w:hint="eastAsia"/>
-          <w:sz w:val="24"/>
-          <w:szCs w:val="24"/>
-        </w:rPr>
-      </w:pPr>
-    </w:p>
-    <w:p>
-      <w:pPr>
-        <w:rPr>
-          <w:rFonts w:hint="eastAsia"/>
-          <w:sz w:val="24"/>
-          <w:szCs w:val="24"/>
-        </w:rPr>
-      </w:pPr>
-    </w:p>
-    <w:p>
-      <w:pPr>
-        <w:rPr>
-          <w:rFonts w:hint="eastAsia"/>
-          <w:sz w:val="24"/>
-          <w:szCs w:val="24"/>
-        </w:rPr>
-      </w:pPr>
-    </w:p>
-    <w:p>
-      <w:pPr>
-        <w:rPr>
-          <w:rFonts w:hint="eastAsia"/>
-          <w:sz w:val="24"/>
-          <w:szCs w:val="24"/>
-        </w:rPr>
-      </w:pPr>
-    </w:p>
-    <w:p>
-      <w:pPr>
-        <w:rPr>
-          <w:rFonts w:hint="eastAsia"/>
-          <w:sz w:val="24"/>
-          <w:szCs w:val="24"/>
-        </w:rPr>
-      </w:pPr>
-    </w:p>
-    <w:p>
-      <w:pPr>
-        <w:rPr>
-          <w:rFonts w:hint="eastAsia"/>
-          <w:sz w:val="24"/>
-          <w:szCs w:val="24"/>
-        </w:rPr>
-      </w:pPr>
-    </w:p>
-    <w:p>
-      <w:pPr>
-        <w:rPr>
-          <w:rFonts w:hint="eastAsia"/>
+          <w:sz w:val="24"/>
+          <w:szCs w:val="24"/>
+        </w:rPr>
+      </w:pPr>
+    </w:p>
+    <w:p>
+      <w:pPr>
+        <w:rPr>
+          <w:sz w:val="24"/>
+          <w:szCs w:val="24"/>
+        </w:rPr>
+      </w:pPr>
+    </w:p>
+    <w:p>
+      <w:pPr>
+        <w:rPr>
+          <w:sz w:val="24"/>
+          <w:szCs w:val="24"/>
+        </w:rPr>
+      </w:pPr>
+    </w:p>
+    <w:p>
+      <w:pPr>
+        <w:rPr>
+          <w:sz w:val="24"/>
+          <w:szCs w:val="24"/>
+        </w:rPr>
+      </w:pPr>
+    </w:p>
+    <w:p>
+      <w:pPr>
+        <w:rPr>
+          <w:sz w:val="24"/>
+          <w:szCs w:val="24"/>
+        </w:rPr>
+      </w:pPr>
+    </w:p>
+    <w:p>
+      <w:pPr>
+        <w:rPr>
+          <w:sz w:val="24"/>
+          <w:szCs w:val="24"/>
+        </w:rPr>
+      </w:pPr>
+    </w:p>
+    <w:p>
+      <w:pPr>
+        <w:rPr>
+          <w:sz w:val="24"/>
+          <w:szCs w:val="24"/>
+        </w:rPr>
+      </w:pPr>
+    </w:p>
+    <w:p>
+      <w:pPr>
+        <w:rPr>
+          <w:sz w:val="24"/>
+          <w:szCs w:val="24"/>
+        </w:rPr>
+      </w:pPr>
+    </w:p>
+    <w:p>
+      <w:pPr>
+        <w:rPr>
+          <w:sz w:val="24"/>
+          <w:szCs w:val="24"/>
+        </w:rPr>
+      </w:pPr>
+    </w:p>
+    <w:p>
+      <w:pPr>
+        <w:rPr>
+          <w:sz w:val="24"/>
+          <w:szCs w:val="24"/>
+        </w:rPr>
+      </w:pPr>
+    </w:p>
+    <w:p>
+      <w:pPr>
+        <w:rPr>
+          <w:sz w:val="24"/>
+          <w:szCs w:val="24"/>
+        </w:rPr>
+      </w:pPr>
+    </w:p>
+    <w:p>
+      <w:pPr>
+        <w:rPr>
           <w:sz w:val="24"/>
           <w:szCs w:val="24"/>
         </w:rPr>
@@ -3634,21 +3555,22 @@
     <w:lsdException w:name="Bibliography" w:uiPriority="37"/>
     <w:lsdException w:name="TOC Heading" w:uiPriority="39" w:qFormat="1"/>
   </w:latentStyles>
-  <w:style w:type="paragraph" w:default="1" w:styleId="a">
+  <w:style w:type="paragraph" w:default="1" w:styleId="Normal">
     <w:name w:val="Normal"/>
     <w:qFormat/>
+    <w:rsid w:val="00A32809"/>
     <w:pPr>
       <w:widowControl w:val="0"/>
       <w:jc w:val="both"/>
     </w:pPr>
   </w:style>
-  <w:style w:type="character" w:default="1" w:styleId="a0">
+  <w:style w:type="character" w:default="1" w:styleId="DefaultParagraphFont">
     <w:name w:val="Default Paragraph Font"/>
     <w:uiPriority w:val="1"/>
     <w:semiHidden/>
     <w:unhideWhenUsed/>
   </w:style>
-  <w:style w:type="table" w:default="1" w:styleId="a1">
+  <w:style w:type="table" w:default="1" w:styleId="TableNormal">
     <w:name w:val="Normal Table"/>
     <w:uiPriority w:val="99"/>
     <w:semiHidden/>
@@ -3664,16 +3586,16 @@
       </w:tblCellMar>
     </w:tblPr>
   </w:style>
-  <w:style w:type="numbering" w:default="1" w:styleId="a2">
+  <w:style w:type="numbering" w:default="1" w:styleId="NoList">
     <w:name w:val="No List"/>
     <w:uiPriority w:val="99"/>
     <w:semiHidden/>
     <w:unhideWhenUsed/>
   </w:style>
-  <w:style w:type="paragraph" w:styleId="a3">
+  <w:style w:type="paragraph" w:styleId="Header">
     <w:name w:val="header"/>
-    <w:basedOn w:val="a"/>
-    <w:link w:val="Char"/>
+    <w:basedOn w:val="Normal"/>
+    <w:link w:val="HeaderChar"/>
     <w:uiPriority w:val="99"/>
     <w:semiHidden/>
     <w:unhideWhenUsed/>
@@ -3694,10 +3616,10 @@
       <w:szCs w:val="18"/>
     </w:rPr>
   </w:style>
-  <w:style w:type="character" w:customStyle="1" w:styleId="Char">
-    <w:name w:val="页眉 Char"/>
-    <w:basedOn w:val="a0"/>
-    <w:link w:val="a3"/>
+  <w:style w:type="character" w:customStyle="1" w:styleId="HeaderChar">
+    <w:name w:val="Header Char"/>
+    <w:basedOn w:val="DefaultParagraphFont"/>
+    <w:link w:val="Header"/>
     <w:uiPriority w:val="99"/>
     <w:semiHidden/>
     <w:rsid w:val="00151BAD"/>
@@ -3706,10 +3628,10 @@
       <w:szCs w:val="18"/>
     </w:rPr>
   </w:style>
-  <w:style w:type="paragraph" w:styleId="a4">
+  <w:style w:type="paragraph" w:styleId="Footer">
     <w:name w:val="footer"/>
-    <w:basedOn w:val="a"/>
-    <w:link w:val="Char0"/>
+    <w:basedOn w:val="Normal"/>
+    <w:link w:val="FooterChar"/>
     <w:uiPriority w:val="99"/>
     <w:semiHidden/>
     <w:unhideWhenUsed/>
@@ -3727,10 +3649,10 @@
       <w:szCs w:val="18"/>
     </w:rPr>
   </w:style>
-  <w:style w:type="character" w:customStyle="1" w:styleId="Char0">
-    <w:name w:val="页脚 Char"/>
-    <w:basedOn w:val="a0"/>
-    <w:link w:val="a4"/>
+  <w:style w:type="character" w:customStyle="1" w:styleId="FooterChar">
+    <w:name w:val="Footer Char"/>
+    <w:basedOn w:val="DefaultParagraphFont"/>
+    <w:link w:val="Footer"/>
     <w:uiPriority w:val="99"/>
     <w:semiHidden/>
     <w:rsid w:val="00151BAD"/>
@@ -3739,9 +3661,9 @@
       <w:szCs w:val="18"/>
     </w:rPr>
   </w:style>
-  <w:style w:type="paragraph" w:styleId="a5">
+  <w:style w:type="paragraph" w:styleId="ListParagraph">
     <w:name w:val="List Paragraph"/>
-    <w:basedOn w:val="a"/>
+    <w:basedOn w:val="Normal"/>
     <w:uiPriority w:val="34"/>
     <w:qFormat/>
     <w:rsid w:val="00EF5A26"/>
@@ -3749,9 +3671,9 @@
       <w:ind w:firstLineChars="200" w:firstLine="420"/>
     </w:pPr>
   </w:style>
-  <w:style w:type="paragraph" w:styleId="a6">
+  <w:style w:type="paragraph" w:styleId="NormalWeb">
     <w:name w:val="Normal (Web)"/>
-    <w:basedOn w:val="a"/>
+    <w:basedOn w:val="Normal"/>
     <w:uiPriority w:val="99"/>
     <w:unhideWhenUsed/>
     <w:rsid w:val="001331D2"/>
